--- a/testakten/sozialrecht-orphan-drug-krebsmedikament-muenster/03_tumorboard_und_nutzenblatt.docx
+++ b/testakten/sozialrecht-orphan-drug-krebsmedikament-muenster/03_tumorboard_und_nutzenblatt.docx
@@ -3,30 +3,52 @@
 <w:document xmlns:wpc="http://schemas.microsoft.com/office/word/2010/wordprocessingCanvas" xmlns:mo="http://schemas.microsoft.com/office/mac/office/2008/main" xmlns:mc="http://schemas.openxmlformats.org/markup-compatibility/2006" xmlns:mv="urn:schemas-microsoft-com:mac:vml" xmlns:o="urn:schemas-microsoft-com:office:office" xmlns:r="http://schemas.openxmlformats.org/officeDocument/2006/relationships" xmlns:m="http://schemas.openxmlformats.org/officeDocument/2006/math" xmlns:v="urn:schemas-microsoft-com:vml" xmlns:wp14="http://schemas.microsoft.com/office/word/2010/wordprocessingDrawing" xmlns:wp="http://schemas.openxmlformats.org/drawingml/2006/wordprocessingDrawing" xmlns:w10="urn:schemas-microsoft-com:office:word" xmlns:w="http://schemas.openxmlformats.org/wordprocessingml/2006/main" xmlns:w14="http://schemas.microsoft.com/office/word/2010/wordml" xmlns:wpg="http://schemas.microsoft.com/office/word/2010/wordprocessingGroup" xmlns:wpi="http://schemas.microsoft.com/office/word/2010/wordprocessingInk" xmlns:wne="http://schemas.microsoft.com/office/word/2006/wordml" xmlns:wps="http://schemas.microsoft.com/office/word/2010/wordprocessingShape" mc:Ignorable="w14 wp14">
   <w:body>
     <w:p>
+      <w:r>
+        <w:rPr>
+          <w:b/>
+          <w:color w:val="1F3C54"/>
+          <w:sz w:val="25"/>
+        </w:rPr>
+        <w:t>Universitätsklinikum Münster · Sarkomzentrum</w:t>
+      </w:r>
+    </w:p>
+    <w:p>
+      <w:pPr>
+        <w:spacing w:after="160"/>
+      </w:pPr>
+      <w:r>
+        <w:t>Albert-Schweitzer-Campus 1, 48149 Münster · Tumorboard Sarkome</w:t>
+      </w:r>
+    </w:p>
+    <w:p>
+      <w:r>
+        <w:rPr>
+          <w:color w:val="555555"/>
+          <w:sz w:val="18"/>
+        </w:rPr>
+        <w:t>Protokollauszug Sitzung 29. Mai 2026 · Patient: Gregor Lütke · Fallnummer UKM-2026-448517</w:t>
+      </w:r>
+    </w:p>
+    <w:p/>
+    <w:p>
       <w:pPr>
         <w:pStyle w:val="Heading1"/>
       </w:pPr>
       <w:r>
-        <w:rPr>
-          <w:rFonts w:ascii="Times New Roman" w:hAnsi="Times New Roman"/>
-        </w:rPr>
-        <w:t>Tumorboard und Nutzenblatt</w:t>
+        <w:t>Tumorboard-Protokoll und Nutzenblatt</w:t>
       </w:r>
     </w:p>
     <w:p>
-      <w:pPr>
-        <w:jc w:val="left"/>
-      </w:pPr>
       <w:r>
-        <w:t>Universitätsklinikum Münster, Sarkomzentrum</w:t>
+        <w:rPr>
+          <w:b/>
+        </w:rPr>
+        <w:t>Betreff: Empfehlung zur individuellen Therapie mit dem nicht regelhaft zugelassenen Wirkstoff Telvuranib-L.</w:t>
       </w:r>
     </w:p>
     <w:p>
-      <w:pPr>
-        <w:jc w:val="left"/>
-      </w:pPr>
       <w:r>
-        <w:t>Auszug aus der Behandlungsdokumentation, der Kanzlei übergeben am 29.06.2026</w:t>
+        <w:t>Das Tumorboard hat den Fall nach Vorstellung durch Prof. Dr. Mira Ebbinghaus beraten. Grundlage waren Bildgebung vom 22. Mai 2026, Pathologie-Update, molekulargenetischer Befund und die dokumentierten Vortherapien.</w:t>
       </w:r>
     </w:p>
     <w:p>
@@ -34,26 +56,12 @@
         <w:pStyle w:val="Heading2"/>
       </w:pPr>
       <w:r>
-        <w:rPr>
-          <w:rFonts w:ascii="Times New Roman" w:hAnsi="Times New Roman"/>
-        </w:rPr>
-        <w:t>Protokoll Sarkom-Tumorboard vom 29.05.2026</w:t>
+        <w:t>Medizinische Ausgangslage</w:t>
       </w:r>
     </w:p>
     <w:p>
-      <w:pPr>
-        <w:jc w:val="left"/>
-      </w:pPr>
       <w:r>
-        <w:t>Vorsitz: Prof. Dr. Ebbinghaus. Anwesend: Onkologie, Radiologie, Pathologie, Strahlentherapie, Palliativmedizin, Studienkoordination, Psychoonkologie.</w:t>
-      </w:r>
-    </w:p>
-    <w:p>
-      <w:pPr>
-        <w:jc w:val="left"/>
-      </w:pPr>
-      <w:r>
-        <w:t>Fall: Gregor Lütke, 46 Jahre, metastasiertes alveoläres Weichteilsarkom. ECOG 1 bis 2, hohe Motivation, familiär eingebunden. Bildgebung vom 24.05.2026 zeigt Progress der pulmonalen Herde und neue osteolytische Läsion im rechten Os ilium. Schmerzen aktuell mit Oxycodon retard 2 mal 20 mg kontrolliert.</w:t>
+        <w:t>Bei Herrn Lütke liegt ein metastasiertes Weichteilsarkom mit rascher Progression unter Standardtherapie vor. Die zugelassenen Behandlungsoptionen sind nach Einschätzung der Fachdisziplinen ausgeschöpft oder wegen Toxizität nicht mehr vertretbar.</w:t>
       </w:r>
     </w:p>
     <w:p>
@@ -61,264 +69,12 @@
         <w:pStyle w:val="Heading2"/>
       </w:pPr>
       <w:r>
-        <w:rPr>
-          <w:rFonts w:ascii="Times New Roman" w:hAnsi="Times New Roman"/>
-        </w:rPr>
-        <w:t>Diskutierte Optionen</w:t>
-      </w:r>
-    </w:p>
-    <w:tbl>
-      <w:tblPr>
-        <w:tblStyle w:val="TableGrid"/>
-        <w:tblW w:type="auto" w:w="0"/>
-        <w:tblLook w:firstColumn="1" w:firstRow="1" w:lastColumn="0" w:lastRow="0" w:noHBand="0" w:noVBand="1" w:val="04A0"/>
-      </w:tblPr>
-      <w:tblGrid>
-        <w:gridCol w:w="3024"/>
-        <w:gridCol w:w="3024"/>
-        <w:gridCol w:w="3024"/>
-      </w:tblGrid>
-      <w:tr>
-        <w:tc>
-          <w:tcPr>
-            <w:tcW w:type="dxa" w:w="3024"/>
-          </w:tcPr>
-          <w:p>
-            <w:r>
-              <w:rPr>
-                <w:rFonts w:ascii="Times New Roman" w:hAnsi="Times New Roman"/>
-                <w:b/>
-                <w:sz w:val="20"/>
-              </w:rPr>
-              <w:t>Option</w:t>
-            </w:r>
-          </w:p>
-        </w:tc>
-        <w:tc>
-          <w:tcPr>
-            <w:tcW w:type="dxa" w:w="3024"/>
-          </w:tcPr>
-          <w:p>
-            <w:r>
-              <w:rPr>
-                <w:rFonts w:ascii="Times New Roman" w:hAnsi="Times New Roman"/>
-                <w:b/>
-                <w:sz w:val="20"/>
-              </w:rPr>
-              <w:t>Nutzen</w:t>
-            </w:r>
-          </w:p>
-        </w:tc>
-        <w:tc>
-          <w:tcPr>
-            <w:tcW w:type="dxa" w:w="3024"/>
-          </w:tcPr>
-          <w:p>
-            <w:r>
-              <w:rPr>
-                <w:rFonts w:ascii="Times New Roman" w:hAnsi="Times New Roman"/>
-                <w:b/>
-                <w:sz w:val="20"/>
-              </w:rPr>
-              <w:t>Einwand</w:t>
-            </w:r>
-          </w:p>
-        </w:tc>
-      </w:tr>
-      <w:tr>
-        <w:tc>
-          <w:tcPr>
-            <w:tcW w:type="dxa" w:w="3024"/>
-          </w:tcPr>
-          <w:p>
-            <w:r>
-              <w:rPr>
-                <w:rFonts w:ascii="Times New Roman" w:hAnsi="Times New Roman"/>
-                <w:sz w:val="20"/>
-              </w:rPr>
-              <w:t>Best Supportive Care</w:t>
-            </w:r>
-          </w:p>
-        </w:tc>
-        <w:tc>
-          <w:tcPr>
-            <w:tcW w:type="dxa" w:w="3024"/>
-          </w:tcPr>
-          <w:p>
-            <w:r>
-              <w:rPr>
-                <w:rFonts w:ascii="Times New Roman" w:hAnsi="Times New Roman"/>
-                <w:sz w:val="20"/>
-              </w:rPr>
-              <w:t>Symptomkontrolle, geringe Toxizität</w:t>
-            </w:r>
-          </w:p>
-        </w:tc>
-        <w:tc>
-          <w:tcPr>
-            <w:tcW w:type="dxa" w:w="3024"/>
-          </w:tcPr>
-          <w:p>
-            <w:r>
-              <w:rPr>
-                <w:rFonts w:ascii="Times New Roman" w:hAnsi="Times New Roman"/>
-                <w:sz w:val="20"/>
-              </w:rPr>
-              <w:t>keine Krankheitskontrolle</w:t>
-            </w:r>
-          </w:p>
-        </w:tc>
-      </w:tr>
-      <w:tr>
-        <w:tc>
-          <w:tcPr>
-            <w:tcW w:type="dxa" w:w="3024"/>
-          </w:tcPr>
-          <w:p>
-            <w:r>
-              <w:rPr>
-                <w:rFonts w:ascii="Times New Roman" w:hAnsi="Times New Roman"/>
-                <w:sz w:val="20"/>
-              </w:rPr>
-              <w:t>Re-Challenge Standardtherapie A</w:t>
-            </w:r>
-          </w:p>
-        </w:tc>
-        <w:tc>
-          <w:tcPr>
-            <w:tcW w:type="dxa" w:w="3024"/>
-          </w:tcPr>
-          <w:p>
-            <w:r>
-              <w:rPr>
-                <w:rFonts w:ascii="Times New Roman" w:hAnsi="Times New Roman"/>
-                <w:sz w:val="20"/>
-              </w:rPr>
-              <w:t>ambulant verfügbar</w:t>
-            </w:r>
-          </w:p>
-        </w:tc>
-        <w:tc>
-          <w:tcPr>
-            <w:tcW w:type="dxa" w:w="3024"/>
-          </w:tcPr>
-          <w:p>
-            <w:r>
-              <w:rPr>
-                <w:rFonts w:ascii="Times New Roman" w:hAnsi="Times New Roman"/>
-                <w:sz w:val="20"/>
-              </w:rPr>
-              <w:t>Progress unter gleicher Substanz dokumentiert</w:t>
-            </w:r>
-          </w:p>
-        </w:tc>
-      </w:tr>
-      <w:tr>
-        <w:tc>
-          <w:tcPr>
-            <w:tcW w:type="dxa" w:w="3024"/>
-          </w:tcPr>
-          <w:p>
-            <w:r>
-              <w:rPr>
-                <w:rFonts w:ascii="Times New Roman" w:hAnsi="Times New Roman"/>
-                <w:sz w:val="20"/>
-              </w:rPr>
-              <w:t>Phase-I-Studie Hamburg</w:t>
-            </w:r>
-          </w:p>
-        </w:tc>
-        <w:tc>
-          <w:tcPr>
-            <w:tcW w:type="dxa" w:w="3024"/>
-          </w:tcPr>
-          <w:p>
-            <w:r>
-              <w:rPr>
-                <w:rFonts w:ascii="Times New Roman" w:hAnsi="Times New Roman"/>
-                <w:sz w:val="20"/>
-              </w:rPr>
-              <w:t>wissenschaftlich interessant</w:t>
-            </w:r>
-          </w:p>
-        </w:tc>
-        <w:tc>
-          <w:tcPr>
-            <w:tcW w:type="dxa" w:w="3024"/>
-          </w:tcPr>
-          <w:p>
-            <w:r>
-              <w:rPr>
-                <w:rFonts w:ascii="Times New Roman" w:hAnsi="Times New Roman"/>
-                <w:sz w:val="20"/>
-              </w:rPr>
-              <w:t>Einschluss frühestens September, Reisefähigkeit fraglich</w:t>
-            </w:r>
-          </w:p>
-        </w:tc>
-      </w:tr>
-      <w:tr>
-        <w:tc>
-          <w:tcPr>
-            <w:tcW w:type="dxa" w:w="3024"/>
-          </w:tcPr>
-          <w:p>
-            <w:r>
-              <w:rPr>
-                <w:rFonts w:ascii="Times New Roman" w:hAnsi="Times New Roman"/>
-                <w:sz w:val="20"/>
-              </w:rPr>
-              <w:t>Lunazimerab</w:t>
-            </w:r>
-          </w:p>
-        </w:tc>
-        <w:tc>
-          <w:tcPr>
-            <w:tcW w:type="dxa" w:w="3024"/>
-          </w:tcPr>
-          <w:p>
-            <w:r>
-              <w:rPr>
-                <w:rFonts w:ascii="Times New Roman" w:hAnsi="Times New Roman"/>
-                <w:sz w:val="20"/>
-              </w:rPr>
-              <w:t>zielgerichtete Therapie, Orphan-Drug-Zulassung</w:t>
-            </w:r>
-          </w:p>
-        </w:tc>
-        <w:tc>
-          <w:tcPr>
-            <w:tcW w:type="dxa" w:w="3024"/>
-          </w:tcPr>
-          <w:p>
-            <w:r>
-              <w:rPr>
-                <w:rFonts w:ascii="Times New Roman" w:hAnsi="Times New Roman"/>
-                <w:sz w:val="20"/>
-              </w:rPr>
-              <w:t>extrem hohe Kosten, begrenzte Daten</w:t>
-            </w:r>
-          </w:p>
-        </w:tc>
-      </w:tr>
-    </w:tbl>
-    <w:p>
-      <w:pPr>
-        <w:pStyle w:val="Heading2"/>
-      </w:pPr>
-      <w:r>
-        <w:rPr>
-          <w:rFonts w:ascii="Times New Roman" w:hAnsi="Times New Roman"/>
-        </w:rPr>
-        <w:t>Ergebnis</w:t>
+        <w:t>Nutzenannahme</w:t>
       </w:r>
     </w:p>
     <w:p>
-      <w:pPr>
-        <w:jc w:val="left"/>
-      </w:pPr>
       <w:r>
-        <w:t>Das Tumorboard empfiehlt Lunazimerab. Die Empfehlung beruht auf fehlenden Standardalternativen, Zielstruktur LZ-4, gutem Allgemeinzustand und realistischer Aussicht auf klinisch relevante Krankheitskontrolle. Palliativmedizin soll parallel eingebunden bleiben.</w:t>
+        <w:t>Die molekulare Konstellation passt zu der Subgruppe, in der Telvuranib-L in den vorliegenden Daten eine relevante Krankheitskontrolle gezeigt hat. Das Board bewertet die Therapie nicht als kurativ, aber als realistische Chance auf deutliche Verlängerung stabiler Lebenszeit bei erhaltener häuslicher Versorgung.</w:t>
       </w:r>
     </w:p>
     <w:p>
@@ -326,28 +82,42 @@
         <w:pStyle w:val="Heading2"/>
       </w:pPr>
       <w:r>
-        <w:rPr>
-          <w:rFonts w:ascii="Times New Roman" w:hAnsi="Times New Roman"/>
-        </w:rPr>
-        <w:t>Nutzenblatt für die Kasse</w:t>
+        <w:t>Beschluss</w:t>
       </w:r>
     </w:p>
     <w:p>
-      <w:pPr>
-        <w:jc w:val="left"/>
-      </w:pPr>
       <w:r>
-        <w:t>Die Klinik schätzt die realistische Nutzenerwartung nicht als Heilung, sondern als Verlängerung der krankheitskontrollierten Zeit um etwa 18 bis 24 Monate bei Ansprechen. Die Aussage beruht auf der Studie LUNA-SAR-02 (einarmige Phase-II-Studie, 41 Patienten, davon 12 mit hoher LZ-4-Expression), Registerdaten aus Frankreich und dem molekularen Befund des Patienten. Die Klinik räumt ein, dass es keine randomisierte Phase-III-Studie gibt und nach der Seltenheit der Erkrankung voraussichtlich auch nicht geben wird.</w:t>
+        <w:t>Das Tumorboard empfiehlt einen individuellen Therapieversuch für zunächst zwei Zyklen mit engmaschiger Verlaufskontrolle. Die Klinik hält eine Kostenübernahmeentscheidung vor Behandlungsbeginn für medizinisch dringlich, weil ein weiteres Abwarten die Einschlussfähigkeit faktisch entfallen lassen kann.</w:t>
       </w:r>
     </w:p>
     <w:sectPr>
-      <w:pgSz w:w="11906" w:h="16838"/>
-      <w:pgMar w:top="1417" w:right="1417" w:bottom="1417" w:left="1417" w:header="720" w:footer="720" w:gutter="0"/>
+      <w:footerReference w:type="default" r:id="rId9"/>
+      <w:pgSz w:w="12240" w:h="15840"/>
+      <w:pgMar w:top="1134" w:right="1247" w:bottom="1020" w:left="1247" w:header="720" w:footer="720" w:gutter="0"/>
       <w:cols w:space="720"/>
       <w:docGrid w:linePitch="360"/>
     </w:sectPr>
   </w:body>
 </w:document>
+</file>
+
+<file path=word/footer1.xml><?xml version="1.0" encoding="utf-8"?>
+<w:ftr xmlns:m="http://schemas.openxmlformats.org/officeDocument/2006/math" xmlns:mc="http://schemas.openxmlformats.org/markup-compatibility/2006" xmlns:mo="http://schemas.microsoft.com/office/mac/office/2008/main" xmlns:mv="urn:schemas-microsoft-com:mac:vml" xmlns:o="urn:schemas-microsoft-com:office:office" xmlns:r="http://schemas.openxmlformats.org/officeDocument/2006/relationships" xmlns:v="urn:schemas-microsoft-com:vml" xmlns:w10="urn:schemas-microsoft-com:office:word" xmlns:w14="http://schemas.microsoft.com/office/word/2010/wordml" xmlns:w="http://schemas.openxmlformats.org/wordprocessingml/2006/main" xmlns:wne="http://schemas.microsoft.com/office/word/2006/wordml" xmlns:wp14="http://schemas.microsoft.com/office/word/2010/wordprocessingDrawing" xmlns:wp="http://schemas.openxmlformats.org/drawingml/2006/wordprocessingDrawing" xmlns:wpc="http://schemas.microsoft.com/office/word/2010/wordprocessingCanvas" xmlns:wpg="http://schemas.microsoft.com/office/word/2010/wordprocessingGroup" xmlns:wpi="http://schemas.microsoft.com/office/word/2010/wordprocessingInk" xmlns:wps="http://schemas.microsoft.com/office/word/2010/wordprocessingShape" mc:Ignorable="w14 wp14">
+  <w:p>
+    <w:pPr>
+      <w:pStyle w:val="Footer"/>
+      <w:jc w:val="center"/>
+    </w:pPr>
+    <w:r>
+      <w:rPr>
+        <w:rFonts w:ascii="Arial" w:hAnsi="Arial"/>
+        <w:color w:val="646464"/>
+        <w:sz w:val="16"/>
+      </w:rPr>
+      <w:t>Tumorboard-Auszug UKM Lütke</w:t>
+    </w:r>
+  </w:p>
+</w:ftr>
 </file>
 
 <file path=word/numbering.xml><?xml version="1.0" encoding="utf-8"?>
@@ -713,9 +483,12 @@
     <w:name w:val="Normal"/>
     <w:qFormat/>
     <w:rsid w:val="00FC693F"/>
+    <w:pPr>
+      <w:spacing w:after="100" w:line="259" w:lineRule="auto"/>
+    </w:pPr>
     <w:rPr>
-      <w:rFonts w:ascii="Times New Roman" w:hAnsi="Times New Roman"/>
-      <w:sz w:val="22"/>
+      <w:rFonts w:ascii="Arial" w:hAnsi="Arial" w:eastAsia="Arial"/>
+      <w:sz w:val="21"/>
     </w:rPr>
   </w:style>
   <w:style w:type="paragraph" w:styleId="Header">
@@ -777,10 +550,11 @@
       <w:outlineLvl w:val="0"/>
     </w:pPr>
     <w:rPr>
-      <w:rFonts w:asciiTheme="majorHAnsi" w:eastAsiaTheme="majorEastAsia" w:hAnsiTheme="majorHAnsi" w:cstheme="majorBidi" w:ascii="Times New Roman" w:hAnsi="Times New Roman"/>
+      <w:rFonts w:asciiTheme="majorHAnsi" w:eastAsiaTheme="majorEastAsia" w:hAnsiTheme="majorHAnsi" w:cstheme="majorBidi" w:ascii="Arial" w:hAnsi="Arial" w:eastAsia="Arial"/>
       <w:b/>
       <w:bCs/>
-      <w:sz w:val="28"/>
+      <w:color w:val="1F3C54"/>
+      <w:sz w:val="30"/>
       <w:szCs w:val="28"/>
     </w:rPr>
   </w:style>
@@ -800,9 +574,10 @@
       <w:outlineLvl w:val="1"/>
     </w:pPr>
     <w:rPr>
-      <w:rFonts w:asciiTheme="majorHAnsi" w:eastAsiaTheme="majorEastAsia" w:hAnsiTheme="majorHAnsi" w:cstheme="majorBidi" w:ascii="Times New Roman" w:hAnsi="Times New Roman"/>
+      <w:rFonts w:asciiTheme="majorHAnsi" w:eastAsiaTheme="majorEastAsia" w:hAnsiTheme="majorHAnsi" w:cstheme="majorBidi" w:ascii="Arial" w:hAnsi="Arial" w:eastAsia="Arial"/>
       <w:b/>
       <w:bCs/>
+      <w:color w:val="1F3C54"/>
       <w:sz w:val="24"/>
       <w:szCs w:val="26"/>
     </w:rPr>
@@ -823,10 +598,10 @@
       <w:outlineLvl w:val="2"/>
     </w:pPr>
     <w:rPr>
-      <w:rFonts w:asciiTheme="majorHAnsi" w:eastAsiaTheme="majorEastAsia" w:hAnsiTheme="majorHAnsi" w:cstheme="majorBidi" w:ascii="Times New Roman" w:hAnsi="Times New Roman"/>
+      <w:rFonts w:asciiTheme="majorHAnsi" w:eastAsiaTheme="majorEastAsia" w:hAnsiTheme="majorHAnsi" w:cstheme="majorBidi"/>
       <w:b/>
       <w:bCs/>
-      <w:sz w:val="22"/>
+      <w:color w:val="4F81BD" w:themeColor="accent1"/>
     </w:rPr>
   </w:style>
   <w:style w:type="paragraph" w:styleId="Heading4">

--- a/testakten/sozialrecht-orphan-drug-krebsmedikament-muenster/03_tumorboard_und_nutzenblatt.docx
+++ b/testakten/sozialrecht-orphan-drug-krebsmedikament-muenster/03_tumorboard_und_nutzenblatt.docx
@@ -3,24 +3,36 @@
 <w:document xmlns:wpc="http://schemas.microsoft.com/office/word/2010/wordprocessingCanvas" xmlns:mo="http://schemas.microsoft.com/office/mac/office/2008/main" xmlns:mc="http://schemas.openxmlformats.org/markup-compatibility/2006" xmlns:mv="urn:schemas-microsoft-com:mac:vml" xmlns:o="urn:schemas-microsoft-com:office:office" xmlns:r="http://schemas.openxmlformats.org/officeDocument/2006/relationships" xmlns:m="http://schemas.openxmlformats.org/officeDocument/2006/math" xmlns:v="urn:schemas-microsoft-com:vml" xmlns:wp14="http://schemas.microsoft.com/office/word/2010/wordprocessingDrawing" xmlns:wp="http://schemas.openxmlformats.org/drawingml/2006/wordprocessingDrawing" xmlns:w10="urn:schemas-microsoft-com:office:word" xmlns:w="http://schemas.openxmlformats.org/wordprocessingml/2006/main" xmlns:w14="http://schemas.microsoft.com/office/word/2010/wordml" xmlns:wpg="http://schemas.microsoft.com/office/word/2010/wordprocessingGroup" xmlns:wpi="http://schemas.microsoft.com/office/word/2010/wordprocessingInk" xmlns:wne="http://schemas.microsoft.com/office/word/2006/wordml" xmlns:wps="http://schemas.microsoft.com/office/word/2010/wordprocessingShape" mc:Ignorable="w14 wp14">
   <w:body>
     <w:p>
+      <w:pPr>
+        <w:spacing w:after="160" w:line="259" w:lineRule="auto"/>
+      </w:pPr>
       <w:r>
         <w:rPr>
+          <w:rFonts w:ascii="Times New Roman" w:hAnsi="Times New Roman"/>
           <w:b/>
           <w:color w:val="1F3C54"/>
-          <w:sz w:val="25"/>
+          <w:sz w:val="28"/>
         </w:rPr>
         <w:t>Universitätsklinikum Münster · Sarkomzentrum</w:t>
       </w:r>
     </w:p>
     <w:p>
       <w:pPr>
-        <w:spacing w:after="160"/>
+        <w:spacing w:after="60" w:before="120" w:line="259" w:lineRule="auto"/>
       </w:pPr>
       <w:r>
+        <w:rPr>
+          <w:rFonts w:ascii="Times New Roman" w:hAnsi="Times New Roman"/>
+          <w:b/>
+          <w:sz w:val="22"/>
+        </w:rPr>
         <w:t>Albert-Schweitzer-Campus 1, 48149 Münster · Tumorboard Sarkome</w:t>
       </w:r>
     </w:p>
     <w:p>
+      <w:pPr>
+        <w:spacing w:line="259" w:lineRule="auto" w:after="60"/>
+      </w:pPr>
       <w:r>
         <w:rPr>
           <w:color w:val="555555"/>
@@ -29,16 +41,29 @@
         <w:t>Protokollauszug Sitzung 29. Mai 2026 · Patient: Gregor Lütke · Fallnummer UKM-2026-448517</w:t>
       </w:r>
     </w:p>
-    <w:p/>
+    <w:p>
+      <w:pPr>
+        <w:spacing w:line="259" w:lineRule="auto" w:after="60"/>
+      </w:pPr>
+    </w:p>
     <w:p>
       <w:pPr>
         <w:pStyle w:val="Heading1"/>
+        <w:spacing w:before="120" w:after="60" w:line="259" w:lineRule="auto"/>
       </w:pPr>
       <w:r>
+        <w:rPr>
+          <w:rFonts w:ascii="Times New Roman" w:hAnsi="Times New Roman"/>
+          <w:b/>
+          <w:sz w:val="22"/>
+        </w:rPr>
         <w:t>Tumorboard-Protokoll und Nutzenblatt</w:t>
       </w:r>
     </w:p>
     <w:p>
+      <w:pPr>
+        <w:spacing w:line="259" w:lineRule="auto" w:after="60"/>
+      </w:pPr>
       <w:r>
         <w:rPr>
           <w:b/>
@@ -47,6 +72,9 @@
       </w:r>
     </w:p>
     <w:p>
+      <w:pPr>
+        <w:spacing w:line="259" w:lineRule="auto" w:after="60"/>
+      </w:pPr>
       <w:r>
         <w:t>Das Tumorboard hat den Fall nach Vorstellung durch Prof. Dr. Mira Ebbinghaus beraten. Grundlage waren Bildgebung vom 22. Mai 2026, Pathologie-Update, molekulargenetischer Befund und die dokumentierten Vortherapien.</w:t>
       </w:r>
@@ -54,12 +82,21 @@
     <w:p>
       <w:pPr>
         <w:pStyle w:val="Heading2"/>
+        <w:spacing w:before="120" w:after="60" w:line="259" w:lineRule="auto"/>
       </w:pPr>
       <w:r>
+        <w:rPr>
+          <w:rFonts w:ascii="Times New Roman" w:hAnsi="Times New Roman"/>
+          <w:b/>
+          <w:sz w:val="22"/>
+        </w:rPr>
         <w:t>Medizinische Ausgangslage</w:t>
       </w:r>
     </w:p>
     <w:p>
+      <w:pPr>
+        <w:spacing w:line="259" w:lineRule="auto" w:after="60"/>
+      </w:pPr>
       <w:r>
         <w:t>Bei Herrn Lütke liegt ein metastasiertes Weichteilsarkom mit rascher Progression unter Standardtherapie vor. Die zugelassenen Behandlungsoptionen sind nach Einschätzung der Fachdisziplinen ausgeschöpft oder wegen Toxizität nicht mehr vertretbar.</w:t>
       </w:r>
@@ -67,12 +104,16 @@
     <w:p>
       <w:pPr>
         <w:pStyle w:val="Heading2"/>
+        <w:spacing w:line="259" w:lineRule="auto" w:after="60"/>
       </w:pPr>
       <w:r>
         <w:t>Nutzenannahme</w:t>
       </w:r>
     </w:p>
     <w:p>
+      <w:pPr>
+        <w:spacing w:line="259" w:lineRule="auto" w:after="60"/>
+      </w:pPr>
       <w:r>
         <w:t>Die molekulare Konstellation passt zu der Subgruppe, in der Telvuranib-L in den vorliegenden Daten eine relevante Krankheitskontrolle gezeigt hat. Das Board bewertet die Therapie nicht als kurativ, aber als realistische Chance auf deutliche Verlängerung stabiler Lebenszeit bei erhaltener häuslicher Versorgung.</w:t>
       </w:r>
@@ -80,20 +121,25 @@
     <w:p>
       <w:pPr>
         <w:pStyle w:val="Heading2"/>
+        <w:spacing w:line="259" w:lineRule="auto" w:after="60"/>
       </w:pPr>
       <w:r>
         <w:t>Beschluss</w:t>
       </w:r>
     </w:p>
     <w:p>
+      <w:pPr>
+        <w:spacing w:line="259" w:lineRule="auto" w:after="60"/>
+      </w:pPr>
       <w:r>
         <w:t>Das Tumorboard empfiehlt einen individuellen Therapieversuch für zunächst zwei Zyklen mit engmaschiger Verlaufskontrolle. Die Klinik hält eine Kostenübernahmeentscheidung vor Behandlungsbeginn für medizinisch dringlich, weil ein weiteres Abwarten die Einschlussfähigkeit faktisch entfallen lassen kann.</w:t>
       </w:r>
     </w:p>
     <w:sectPr>
       <w:footerReference w:type="default" r:id="rId9"/>
+      <w:headerReference w:type="default" r:id="rId10"/>
       <w:pgSz w:w="12240" w:h="15840"/>
-      <w:pgMar w:top="1134" w:right="1247" w:bottom="1020" w:left="1247" w:header="720" w:footer="720" w:gutter="0"/>
+      <w:pgMar w:top="1191" w:right="1247" w:bottom="1134" w:left="1361" w:header="720" w:footer="720" w:gutter="0"/>
       <w:cols w:space="720"/>
       <w:docGrid w:linePitch="360"/>
     </w:sectPr>
@@ -118,6 +164,28 @@
     </w:r>
   </w:p>
 </w:ftr>
+</file>
+
+<file path=word/header1.xml><?xml version="1.0" encoding="utf-8"?>
+<w:hdr xmlns:m="http://schemas.openxmlformats.org/officeDocument/2006/math" xmlns:mc="http://schemas.openxmlformats.org/markup-compatibility/2006" xmlns:mo="http://schemas.microsoft.com/office/mac/office/2008/main" xmlns:mv="urn:schemas-microsoft-com:mac:vml" xmlns:o="urn:schemas-microsoft-com:office:office" xmlns:r="http://schemas.openxmlformats.org/officeDocument/2006/relationships" xmlns:v="urn:schemas-microsoft-com:vml" xmlns:w10="urn:schemas-microsoft-com:office:word" xmlns:w14="http://schemas.microsoft.com/office/word/2010/wordml" xmlns:w="http://schemas.openxmlformats.org/wordprocessingml/2006/main" xmlns:wne="http://schemas.microsoft.com/office/word/2006/wordml" xmlns:wp14="http://schemas.microsoft.com/office/word/2010/wordprocessingDrawing" xmlns:wp="http://schemas.openxmlformats.org/drawingml/2006/wordprocessingDrawing" xmlns:wpc="http://schemas.microsoft.com/office/word/2010/wordprocessingCanvas" xmlns:wpg="http://schemas.microsoft.com/office/word/2010/wordprocessingGroup" xmlns:wpi="http://schemas.microsoft.com/office/word/2010/wordprocessingInk" xmlns:wps="http://schemas.microsoft.com/office/word/2010/wordprocessingShape" mc:Ignorable="w14 wp14">
+  <w:p>
+    <w:pPr>
+      <w:pStyle w:val="Header"/>
+      <w:jc w:val="left"/>
+    </w:pPr>
+    <w:r/>
+    <w:r>
+      <w:rPr>
+        <w:rFonts w:ascii="Times New Roman" w:hAnsi="Times New Roman"/>
+        <w:b w:val="0"/>
+        <w:i w:val="0"/>
+        <w:color w:val="666666"/>
+        <w:sz w:val="17"/>
+      </w:rPr>
+      <w:t>Kanzlei Ahlers und Brinkmann | Sozialrechtliche Leistungsakte | Bearbeitungsstand Juli 2026</w:t>
+    </w:r>
+  </w:p>
+</w:hdr>
 </file>
 
 <file path=word/numbering.xml><?xml version="1.0" encoding="utf-8"?>
@@ -487,8 +555,8 @@
       <w:spacing w:after="100" w:line="259" w:lineRule="auto"/>
     </w:pPr>
     <w:rPr>
-      <w:rFonts w:ascii="Arial" w:hAnsi="Arial" w:eastAsia="Arial"/>
-      <w:sz w:val="21"/>
+      <w:rFonts w:ascii="Times New Roman" w:hAnsi="Times New Roman" w:eastAsia="Arial"/>
+      <w:sz w:val="22"/>
     </w:rPr>
   </w:style>
   <w:style w:type="paragraph" w:styleId="Header">
@@ -550,11 +618,11 @@
       <w:outlineLvl w:val="0"/>
     </w:pPr>
     <w:rPr>
-      <w:rFonts w:asciiTheme="majorHAnsi" w:eastAsiaTheme="majorEastAsia" w:hAnsiTheme="majorHAnsi" w:cstheme="majorBidi" w:ascii="Arial" w:hAnsi="Arial" w:eastAsia="Arial"/>
+      <w:rFonts w:asciiTheme="majorHAnsi" w:eastAsiaTheme="majorEastAsia" w:hAnsiTheme="majorHAnsi" w:cstheme="majorBidi" w:ascii="Times New Roman" w:hAnsi="Times New Roman" w:eastAsia="Arial"/>
       <w:b/>
       <w:bCs/>
       <w:color w:val="1F3C54"/>
-      <w:sz w:val="30"/>
+      <w:sz w:val="28"/>
       <w:szCs w:val="28"/>
     </w:rPr>
   </w:style>
@@ -574,7 +642,7 @@
       <w:outlineLvl w:val="1"/>
     </w:pPr>
     <w:rPr>
-      <w:rFonts w:asciiTheme="majorHAnsi" w:eastAsiaTheme="majorEastAsia" w:hAnsiTheme="majorHAnsi" w:cstheme="majorBidi" w:ascii="Arial" w:hAnsi="Arial" w:eastAsia="Arial"/>
+      <w:rFonts w:asciiTheme="majorHAnsi" w:eastAsiaTheme="majorEastAsia" w:hAnsiTheme="majorHAnsi" w:cstheme="majorBidi" w:ascii="Times New Roman" w:hAnsi="Times New Roman" w:eastAsia="Arial"/>
       <w:b/>
       <w:bCs/>
       <w:color w:val="1F3C54"/>
@@ -839,11 +907,12 @@
       <w:contextualSpacing/>
     </w:pPr>
     <w:rPr>
-      <w:rFonts w:asciiTheme="majorHAnsi" w:eastAsiaTheme="majorEastAsia" w:hAnsiTheme="majorHAnsi" w:cstheme="majorBidi"/>
+      <w:rFonts w:asciiTheme="majorHAnsi" w:eastAsiaTheme="majorEastAsia" w:hAnsiTheme="majorHAnsi" w:cstheme="majorBidi" w:ascii="Times New Roman" w:hAnsi="Times New Roman"/>
+      <w:b/>
       <w:color w:val="17365D" w:themeColor="text2" w:themeShade="BF"/>
       <w:spacing w:val="5"/>
       <w:kern w:val="28"/>
-      <w:sz w:val="52"/>
+      <w:sz w:val="30"/>
       <w:szCs w:val="52"/>
     </w:rPr>
   </w:style>
